--- a/ICT80004-Internship_Project/Weekly Communication Updates/ICT80004-Weekly Communication Form_Week_#10.docx
+++ b/ICT80004-Internship_Project/Weekly Communication Updates/ICT80004-Weekly Communication Form_Week_#10.docx
@@ -377,7 +377,7 @@
           </mc:Choice>
           <mc:Fallback>
             <w:pict>
-              <v:group w14:anchorId="7CC8F1E5" id="Group 2" o:spid="_x0000_s1026" style="width:208.35pt;height:.75pt;mso-position-horizontal-relative:char;mso-position-vertical-relative:line" coordsize="26460,95" o:gfxdata="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">
+              <v:group w14:anchorId="36488251" id="Group 2" o:spid="_x0000_s1026" style="width:208.35pt;height:.75pt;mso-position-horizontal-relative:char;mso-position-vertical-relative:line" coordsize="26460,95" o:gfxdata="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">
                 <v:shape id="Graphic 3" o:spid="_x0000_s1027" style="position:absolute;top:45;width:26460;height:13;visibility:visible;mso-wrap-style:square;v-text-anchor:top" coordsize="2646045,1270" o:gfxdata="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" path="m,l560834,em557749,r768062,em1322727,r838166,em2157808,r487645,e" filled="f" strokeweight=".25314mm">
                   <v:path arrowok="t"/>
                 </v:shape>
@@ -531,7 +531,7 @@
           </mc:Choice>
           <mc:Fallback>
             <w:pict>
-              <v:shape w14:anchorId="5029B9FF" id="Graphic 4" o:spid="_x0000_s1026" style="position:absolute;margin-left:405.95pt;margin-top:-13.4pt;width:109.8pt;height:.1pt;z-index:251651072;visibility:visible;mso-wrap-style:square;mso-wrap-distance-left:0;mso-wrap-distance-top:0;mso-wrap-distance-right:0;mso-wrap-distance-bottom:0;mso-position-horizontal:absolute;mso-position-horizontal-relative:page;mso-position-vertical:absolute;mso-position-vertical-relative:text;v-text-anchor:top" coordsize="1394460,1270" o:gfxdata="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" path="m,l139647,em140068,l1394368,e" filled="f" strokeweight=".25314mm">
+              <v:shape w14:anchorId="603A2078" id="Graphic 4" o:spid="_x0000_s1026" style="position:absolute;margin-left:405.95pt;margin-top:-13.4pt;width:109.8pt;height:.1pt;z-index:251651072;visibility:visible;mso-wrap-style:square;mso-wrap-distance-left:0;mso-wrap-distance-top:0;mso-wrap-distance-right:0;mso-wrap-distance-bottom:0;mso-position-horizontal:absolute;mso-position-horizontal-relative:page;mso-position-vertical:absolute;mso-position-vertical-relative:text;v-text-anchor:top" coordsize="1394460,1270" o:gfxdata="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" path="m,l139647,em140068,l1394368,e" filled="f" strokeweight=".25314mm">
                 <v:path arrowok="t"/>
                 <w10:wrap anchorx="page"/>
               </v:shape>
@@ -770,7 +770,7 @@
           </mc:Choice>
           <mc:Fallback>
             <w:pict>
-              <v:shape w14:anchorId="5F118195" id="Graphic 5" o:spid="_x0000_s1026" style="position:absolute;margin-left:164.25pt;margin-top:25.35pt;width:208.35pt;height:.1pt;z-index:251654144;visibility:visible;mso-wrap-style:square;mso-wrap-distance-left:0;mso-wrap-distance-top:0;mso-wrap-distance-right:0;mso-wrap-distance-bottom:0;mso-position-horizontal:absolute;mso-position-horizontal-relative:page;mso-position-vertical:absolute;mso-position-vertical-relative:text;v-text-anchor:top" coordsize="2646045,1270" o:gfxdata="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" path="m,l560834,em557749,l978374,em975289,l2645453,e" filled="f" strokeweight=".25314mm">
+              <v:shape w14:anchorId="73C91558" id="Graphic 5" o:spid="_x0000_s1026" style="position:absolute;margin-left:164.25pt;margin-top:25.35pt;width:208.35pt;height:.1pt;z-index:251654144;visibility:visible;mso-wrap-style:square;mso-wrap-distance-left:0;mso-wrap-distance-top:0;mso-wrap-distance-right:0;mso-wrap-distance-bottom:0;mso-position-horizontal:absolute;mso-position-horizontal-relative:page;mso-position-vertical:absolute;mso-position-vertical-relative:text;v-text-anchor:top" coordsize="2646045,1270" o:gfxdata="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" path="m,l560834,em557749,l978374,em975289,l2645453,e" filled="f" strokeweight=".25314mm">
                 <v:path arrowok="t"/>
                 <w10:wrap anchorx="page"/>
               </v:shape>
@@ -851,7 +851,7 @@
           </mc:Choice>
           <mc:Fallback>
             <w:pict>
-              <v:shape w14:anchorId="36EA516A" id="Graphic 6" o:spid="_x0000_s1026" style="position:absolute;margin-left:478.65pt;margin-top:52.2pt;width:38.5pt;height:.1pt;z-index:251660288;visibility:visible;mso-wrap-style:square;mso-wrap-distance-left:0;mso-wrap-distance-top:0;mso-wrap-distance-right:0;mso-wrap-distance-bottom:0;mso-position-horizontal:absolute;mso-position-horizontal-relative:page;mso-position-vertical:absolute;mso-position-vertical-relative:text;v-text-anchor:top" coordsize="488950,1270" o:gfxdata="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" path="m,l488765,e" filled="f" strokeweight=".25314mm">
+              <v:shape w14:anchorId="58E528CF" id="Graphic 6" o:spid="_x0000_s1026" style="position:absolute;margin-left:478.65pt;margin-top:52.2pt;width:38.5pt;height:.1pt;z-index:251660288;visibility:visible;mso-wrap-style:square;mso-wrap-distance-left:0;mso-wrap-distance-top:0;mso-wrap-distance-right:0;mso-wrap-distance-bottom:0;mso-position-horizontal:absolute;mso-position-horizontal-relative:page;mso-position-vertical:absolute;mso-position-vertical-relative:text;v-text-anchor:top" coordsize="488950,1270" o:gfxdata="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" path="m,l488765,e" filled="f" strokeweight=".25314mm">
                 <v:path arrowok="t"/>
                 <w10:wrap anchorx="page"/>
               </v:shape>
@@ -1036,7 +1036,7 @@
           </mc:Choice>
           <mc:Fallback>
             <w:pict>
-              <v:shape w14:anchorId="44262EC3" id="Graphic 7" o:spid="_x0000_s1026" style="position:absolute;margin-left:164.25pt;margin-top:11.9pt;width:208.35pt;height:.1pt;z-index:251656192;visibility:visible;mso-wrap-style:square;mso-wrap-distance-left:0;mso-wrap-distance-top:0;mso-wrap-distance-right:0;mso-wrap-distance-bottom:0;mso-position-horizontal:absolute;mso-position-horizontal-relative:page;mso-position-vertical:absolute;mso-position-vertical-relative:text;v-text-anchor:top" coordsize="2646045,1270" o:gfxdata="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" path="m,l560834,em557749,l2645815,e" filled="f" strokeweight=".25314mm">
+              <v:shape w14:anchorId="08FB533E" id="Graphic 7" o:spid="_x0000_s1026" style="position:absolute;margin-left:164.25pt;margin-top:11.9pt;width:208.35pt;height:.1pt;z-index:251656192;visibility:visible;mso-wrap-style:square;mso-wrap-distance-left:0;mso-wrap-distance-top:0;mso-wrap-distance-right:0;mso-wrap-distance-bottom:0;mso-position-horizontal:absolute;mso-position-horizontal-relative:page;mso-position-vertical:absolute;mso-position-vertical-relative:text;v-text-anchor:top" coordsize="2646045,1270" o:gfxdata="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" path="m,l560834,em557749,l2645815,e" filled="f" strokeweight=".25314mm">
                 <v:path arrowok="t"/>
                 <w10:wrap anchorx="page"/>
               </v:shape>
@@ -1565,7 +1565,6 @@
                 <w:szCs w:val="22"/>
               </w:rPr>
             </w:pPr>
-            <w:proofErr w:type="spellStart"/>
             <w:r>
               <w:rPr>
                 <w:rFonts w:asciiTheme="minorHAnsi" w:hAnsiTheme="minorHAnsi" w:cstheme="minorHAnsi"/>
@@ -1575,19 +1574,7 @@
                 <w:sz w:val="22"/>
                 <w:szCs w:val="22"/>
               </w:rPr>
-              <w:t>nth_prime</w:t>
-            </w:r>
-            <w:proofErr w:type="spellEnd"/>
-            <w:r>
-              <w:rPr>
-                <w:rFonts w:asciiTheme="minorHAnsi" w:hAnsiTheme="minorHAnsi" w:cstheme="minorHAnsi"/>
-                <w:i/>
-                <w:iCs/>
-                <w:color w:val="222222"/>
-                <w:sz w:val="22"/>
-                <w:szCs w:val="22"/>
-              </w:rPr>
-              <w:t xml:space="preserve"> off-by-one return</w:t>
+              <w:t>nth_prime off-by-one return</w:t>
             </w:r>
           </w:p>
           <w:p>
@@ -1659,7 +1646,6 @@
                 <w:szCs w:val="22"/>
               </w:rPr>
             </w:pPr>
-            <w:proofErr w:type="spellStart"/>
             <w:r>
               <w:rPr>
                 <w:rFonts w:asciiTheme="minorHAnsi" w:hAnsiTheme="minorHAnsi" w:cstheme="minorHAnsi"/>
@@ -1669,19 +1655,7 @@
                 <w:sz w:val="22"/>
                 <w:szCs w:val="22"/>
               </w:rPr>
-              <w:t>to_cents</w:t>
-            </w:r>
-            <w:proofErr w:type="spellEnd"/>
-            <w:r>
-              <w:rPr>
-                <w:rFonts w:asciiTheme="minorHAnsi" w:hAnsiTheme="minorHAnsi" w:cstheme="minorHAnsi"/>
-                <w:i/>
-                <w:iCs/>
-                <w:color w:val="222222"/>
-                <w:sz w:val="22"/>
-                <w:szCs w:val="22"/>
-              </w:rPr>
-              <w:t xml:space="preserve"> normalization (parentheses to negative)</w:t>
+              <w:t>to_cents normalization (parentheses to negative)</w:t>
             </w:r>
           </w:p>
           <w:p>
@@ -2209,7 +2183,7 @@
           </mc:Choice>
           <mc:Fallback>
             <w:pict>
-              <v:shape w14:anchorId="58B1B604" id="Graphic 8" o:spid="_x0000_s1026" style="position:absolute;margin-left:240.15pt;margin-top:25.9pt;width:99.4pt;height:.1pt;z-index:251663360;visibility:visible;mso-wrap-style:square;mso-wrap-distance-left:0;mso-wrap-distance-top:0;mso-wrap-distance-right:0;mso-wrap-distance-bottom:0;mso-position-horizontal:absolute;mso-position-horizontal-relative:page;mso-position-vertical:absolute;mso-position-vertical-relative:text;v-text-anchor:top" coordsize="1262380,1270" o:gfxdata="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" path="m,l1261853,e" filled="f" strokeweight=".25314mm">
+              <v:shape w14:anchorId="7A994D74" id="Graphic 8" o:spid="_x0000_s1026" style="position:absolute;margin-left:240.15pt;margin-top:25.9pt;width:99.4pt;height:.1pt;z-index:251663360;visibility:visible;mso-wrap-style:square;mso-wrap-distance-left:0;mso-wrap-distance-top:0;mso-wrap-distance-right:0;mso-wrap-distance-bottom:0;mso-position-horizontal:absolute;mso-position-horizontal-relative:page;mso-position-vertical:absolute;mso-position-vertical-relative:text;v-text-anchor:top" coordsize="1262380,1270" o:gfxdata="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" path="m,l1261853,e" filled="f" strokeweight=".25314mm">
                 <v:path arrowok="t"/>
                 <w10:wrap anchorx="page"/>
               </v:shape>
@@ -2340,7 +2314,15 @@
           <w:b/>
           <w:bCs/>
         </w:rPr>
-        <w:t>10</w:t>
+        <w:t>1</w:t>
+      </w:r>
+      <w:r>
+        <w:rPr>
+          <w:rFonts w:asciiTheme="minorHAnsi" w:hAnsiTheme="minorHAnsi" w:cstheme="minorHAnsi"/>
+          <w:b/>
+          <w:bCs/>
+        </w:rPr>
+        <w:t>1</w:t>
       </w:r>
       <w:r>
         <w:rPr>
@@ -2755,12 +2737,108 @@
         <w:spacing w:line="276" w:lineRule="auto"/>
         <w:ind w:right="-29"/>
         <w:rPr>
-          <w:rFonts w:asciiTheme="minorHAnsi" w:hAnsiTheme="minorHAnsi" w:cstheme="minorHAnsi"/>
           <w:b/>
           <w:bCs/>
           <w:lang w:val="en-AU"/>
         </w:rPr>
       </w:pPr>
+      <w:r>
+        <w:rPr>
+          <w:b/>
+          <w:bCs/>
+          <w:lang w:val="en-AU"/>
+        </w:rPr>
+        <w:t>Screenshot of Timely EMAIL communication update to the Supervisor at the end of week #</w:t>
+      </w:r>
+      <w:r>
+        <w:rPr>
+          <w:b/>
+          <w:bCs/>
+          <w:lang w:val="en-AU"/>
+        </w:rPr>
+        <w:t>10</w:t>
+      </w:r>
+      <w:r>
+        <w:rPr>
+          <w:b/>
+          <w:bCs/>
+          <w:lang w:val="en-AU"/>
+        </w:rPr>
+        <w:t xml:space="preserve"> sent on </w:t>
+      </w:r>
+      <w:r>
+        <w:rPr>
+          <w:b/>
+          <w:bCs/>
+          <w:lang w:val="en-AU"/>
+        </w:rPr>
+        <w:t>1</w:t>
+      </w:r>
+      <w:r>
+        <w:rPr>
+          <w:b/>
+          <w:bCs/>
+          <w:lang w:val="en-AU"/>
+        </w:rPr>
+        <w:t>0</w:t>
+      </w:r>
+      <w:r>
+        <w:rPr>
+          <w:b/>
+          <w:bCs/>
+          <w:vertAlign w:val="superscript"/>
+          <w:lang w:val="en-AU"/>
+        </w:rPr>
+        <w:t>th</w:t>
+      </w:r>
+      <w:r>
+        <w:rPr>
+          <w:b/>
+          <w:bCs/>
+          <w:lang w:val="en-AU"/>
+        </w:rPr>
+        <w:t xml:space="preserve"> </w:t>
+      </w:r>
+      <w:r>
+        <w:rPr>
+          <w:b/>
+          <w:bCs/>
+          <w:lang w:val="en-AU"/>
+        </w:rPr>
+        <w:t xml:space="preserve">October 2025 Friday at </w:t>
+      </w:r>
+      <w:r>
+        <w:rPr>
+          <w:b/>
+          <w:bCs/>
+          <w:lang w:val="en-AU"/>
+        </w:rPr>
+        <w:t>4:34</w:t>
+      </w:r>
+      <w:r>
+        <w:rPr>
+          <w:b/>
+          <w:bCs/>
+          <w:lang w:val="en-AU"/>
+        </w:rPr>
+        <w:t xml:space="preserve"> PM (1</w:t>
+      </w:r>
+      <w:r>
+        <w:rPr>
+          <w:b/>
+          <w:bCs/>
+          <w:lang w:val="en-AU"/>
+        </w:rPr>
+        <w:t>6:34</w:t>
+      </w:r>
+      <w:r>
+        <w:rPr>
+          <w:b/>
+          <w:bCs/>
+          <w:lang w:val="en-AU"/>
+        </w:rPr>
+        <w:t>).</w:t>
+      </w:r>
     </w:p>
     <w:p>
       <w:pPr>
@@ -2768,11 +2846,107 @@
         <w:spacing w:line="276" w:lineRule="auto"/>
         <w:ind w:right="-29"/>
         <w:rPr>
-          <w:rFonts w:asciiTheme="minorHAnsi" w:hAnsiTheme="minorHAnsi" w:cstheme="minorHAnsi"/>
           <w:b/>
           <w:bCs/>
-        </w:rPr>
-      </w:pPr>
+          <w:lang w:val="en-AU"/>
+        </w:rPr>
+      </w:pPr>
+      <w:r>
+        <w:rPr>
+          <w:b/>
+          <w:bCs/>
+          <w:lang w:val="en-AU"/>
+        </w:rPr>
+        <w:drawing>
+          <wp:inline distT="0" distB="0" distL="0" distR="0" wp14:anchorId="47F9FEB0" wp14:editId="41E68985">
+            <wp:extent cx="5943600" cy="3444875"/>
+            <wp:effectExtent l="0" t="0" r="0" b="3175"/>
+            <wp:docPr id="433656824" name="Picture 1"/>
+            <wp:cNvGraphicFramePr>
+              <a:graphicFrameLocks xmlns:a="http://schemas.openxmlformats.org/drawingml/2006/main" noChangeAspect="1"/>
+            </wp:cNvGraphicFramePr>
+            <a:graphic xmlns:a="http://schemas.openxmlformats.org/drawingml/2006/main">
+              <a:graphicData uri="http://schemas.openxmlformats.org/drawingml/2006/picture">
+                <pic:pic xmlns:pic="http://schemas.openxmlformats.org/drawingml/2006/picture">
+                  <pic:nvPicPr>
+                    <pic:cNvPr id="433656824" name=""/>
+                    <pic:cNvPicPr/>
+                  </pic:nvPicPr>
+                  <pic:blipFill>
+                    <a:blip r:embed="rId6"/>
+                    <a:stretch>
+                      <a:fillRect/>
+                    </a:stretch>
+                  </pic:blipFill>
+                  <pic:spPr>
+                    <a:xfrm>
+                      <a:off x="0" y="0"/>
+                      <a:ext cx="5943600" cy="3444875"/>
+                    </a:xfrm>
+                    <a:prstGeom prst="rect">
+                      <a:avLst/>
+                    </a:prstGeom>
+                  </pic:spPr>
+                </pic:pic>
+              </a:graphicData>
+            </a:graphic>
+          </wp:inline>
+        </w:drawing>
+      </w:r>
+    </w:p>
+    <w:p>
+      <w:pPr>
+        <w:pStyle w:val="BodyText"/>
+        <w:spacing w:line="276" w:lineRule="auto"/>
+        <w:ind w:right="-29"/>
+        <w:rPr>
+          <w:b/>
+          <w:bCs/>
+          <w:lang w:val="en-AU"/>
+        </w:rPr>
+      </w:pPr>
+      <w:r>
+        <w:rPr>
+          <w:b/>
+          <w:bCs/>
+          <w:lang w:val="en-AU"/>
+        </w:rPr>
+        <w:drawing>
+          <wp:inline distT="0" distB="0" distL="0" distR="0" wp14:anchorId="36A03DD7" wp14:editId="7AB65123">
+            <wp:extent cx="5943600" cy="3658235"/>
+            <wp:effectExtent l="0" t="0" r="0" b="0"/>
+            <wp:docPr id="1054399709" name="Picture 1"/>
+            <wp:cNvGraphicFramePr>
+              <a:graphicFrameLocks xmlns:a="http://schemas.openxmlformats.org/drawingml/2006/main" noChangeAspect="1"/>
+            </wp:cNvGraphicFramePr>
+            <a:graphic xmlns:a="http://schemas.openxmlformats.org/drawingml/2006/main">
+              <a:graphicData uri="http://schemas.openxmlformats.org/drawingml/2006/picture">
+                <pic:pic xmlns:pic="http://schemas.openxmlformats.org/drawingml/2006/picture">
+                  <pic:nvPicPr>
+                    <pic:cNvPr id="1054399709" name=""/>
+                    <pic:cNvPicPr/>
+                  </pic:nvPicPr>
+                  <pic:blipFill>
+                    <a:blip r:embed="rId7"/>
+                    <a:stretch>
+                      <a:fillRect/>
+                    </a:stretch>
+                  </pic:blipFill>
+                  <pic:spPr>
+                    <a:xfrm>
+                      <a:off x="0" y="0"/>
+                      <a:ext cx="5943600" cy="3658235"/>
+                    </a:xfrm>
+                    <a:prstGeom prst="rect">
+                      <a:avLst/>
+                    </a:prstGeom>
+                  </pic:spPr>
+                </pic:pic>
+              </a:graphicData>
+            </a:graphic>
+          </wp:inline>
+        </w:drawing>
+      </w:r>
     </w:p>
     <w:sectPr>
       <w:type w:val="continuous"/>
@@ -5528,6 +5702,7 @@
   <w:style w:type="character" w:default="1" w:styleId="DefaultParagraphFont">
     <w:name w:val="Default Paragraph Font"/>
     <w:uiPriority w:val="1"/>
+    <w:semiHidden/>
     <w:unhideWhenUsed/>
   </w:style>
   <w:style w:type="table" w:default="1" w:styleId="TableNormal">
